--- a/DOCUMENT/1_INDEX.docx
+++ b/DOCUMENT/1_INDEX.docx
@@ -29,6 +29,7 @@
           <w:iCs/>
         </w:rPr>
       </w:pPr>
+      <w:proofErr w:type="spellStart"/>
       <w:r>
         <w:rPr>
           <w:rFonts w:asciiTheme="majorHAnsi" w:hAnsiTheme="majorHAnsi" w:cstheme="majorHAnsi"/>
@@ -36,7 +37,17 @@
           <w:color w:val="181818"/>
           <w:sz w:val="26"/>
         </w:rPr>
-        <w:t>StreamHub – Full-Stack Video Streaming Platform</w:t>
+        <w:t>StreamHub</w:t>
+      </w:r>
+      <w:proofErr w:type="spellEnd"/>
+      <w:r>
+        <w:rPr>
+          <w:rFonts w:asciiTheme="majorHAnsi" w:hAnsiTheme="majorHAnsi" w:cstheme="majorHAnsi"/>
+          <w:iCs/>
+          <w:color w:val="181818"/>
+          <w:sz w:val="26"/>
+        </w:rPr>
+        <w:t xml:space="preserve"> – Full-Stack Video Streaming Platform</w:t>
       </w:r>
     </w:p>
     <w:tbl>
@@ -4800,166 +4811,6 @@
           <w:tcPr>
             <w:tcW w:w="1152" w:type="dxa"/>
             <w:tcBorders>
-              <w:top w:val="single" w:sz="4" w:space="0" w:color="B0B0B0"/>
-              <w:left w:val="single" w:sz="4" w:space="0" w:color="B0B0B0"/>
-              <w:bottom w:val="single" w:sz="4" w:space="0" w:color="B0B0B0"/>
-              <w:right w:val="single" w:sz="4" w:space="0" w:color="B0B0B0"/>
-            </w:tcBorders>
-            <w:shd w:val="clear" w:color="auto" w:fill="FFFFFF"/>
-            <w:tcMar>
-              <w:top w:w="70" w:type="dxa"/>
-              <w:left w:w="100" w:type="dxa"/>
-              <w:bottom w:w="70" w:type="dxa"/>
-              <w:right w:w="100" w:type="dxa"/>
-            </w:tcMar>
-            <w:vAlign w:val="center"/>
-          </w:tcPr>
-          <w:p>
-            <w:pPr>
-              <w:spacing w:before="40" w:after="40"/>
-              <w:jc w:val="center"/>
-              <w:rPr>
-                <w:rFonts w:asciiTheme="majorHAnsi" w:hAnsiTheme="majorHAnsi" w:cstheme="majorHAnsi"/>
-              </w:rPr>
-            </w:pPr>
-          </w:p>
-        </w:tc>
-        <w:tc>
-          <w:tcPr>
-            <w:tcW w:w="976" w:type="dxa"/>
-            <w:tcBorders>
-              <w:top w:val="single" w:sz="4" w:space="0" w:color="B0B0B0"/>
-              <w:left w:val="single" w:sz="4" w:space="0" w:color="B0B0B0"/>
-              <w:bottom w:val="single" w:sz="4" w:space="0" w:color="B0B0B0"/>
-              <w:right w:val="single" w:sz="4" w:space="0" w:color="B0B0B0"/>
-            </w:tcBorders>
-            <w:shd w:val="clear" w:color="auto" w:fill="FFFFFF"/>
-            <w:tcMar>
-              <w:top w:w="70" w:type="dxa"/>
-              <w:left w:w="100" w:type="dxa"/>
-              <w:bottom w:w="70" w:type="dxa"/>
-              <w:right w:w="100" w:type="dxa"/>
-            </w:tcMar>
-            <w:vAlign w:val="center"/>
-          </w:tcPr>
-          <w:p>
-            <w:pPr>
-              <w:spacing w:before="40" w:after="40"/>
-              <w:jc w:val="center"/>
-              <w:rPr>
-                <w:rFonts w:asciiTheme="majorHAnsi" w:hAnsiTheme="majorHAnsi" w:cstheme="majorHAnsi"/>
-              </w:rPr>
-            </w:pPr>
-            <w:r>
-              <w:rPr>
-                <w:rFonts w:asciiTheme="majorHAnsi" w:hAnsiTheme="majorHAnsi" w:cstheme="majorHAnsi"/>
-                <w:color w:val="181818"/>
-                <w:sz w:val="24"/>
-              </w:rPr>
-              <w:t>4.7</w:t>
-            </w:r>
-          </w:p>
-        </w:tc>
-        <w:tc>
-          <w:tcPr>
-            <w:tcW w:w="1440" w:type="dxa"/>
-            <w:tcBorders>
-              <w:top w:val="single" w:sz="4" w:space="0" w:color="B0B0B0"/>
-              <w:left w:val="single" w:sz="4" w:space="0" w:color="B0B0B0"/>
-              <w:bottom w:val="single" w:sz="4" w:space="0" w:color="B0B0B0"/>
-              <w:right w:val="single" w:sz="4" w:space="0" w:color="B0B0B0"/>
-            </w:tcBorders>
-            <w:shd w:val="clear" w:color="auto" w:fill="FFFFFF"/>
-            <w:tcMar>
-              <w:top w:w="70" w:type="dxa"/>
-              <w:left w:w="100" w:type="dxa"/>
-              <w:bottom w:w="70" w:type="dxa"/>
-              <w:right w:w="100" w:type="dxa"/>
-            </w:tcMar>
-            <w:vAlign w:val="center"/>
-          </w:tcPr>
-          <w:p>
-            <w:pPr>
-              <w:spacing w:before="40" w:after="40"/>
-              <w:jc w:val="center"/>
-              <w:rPr>
-                <w:rFonts w:asciiTheme="majorHAnsi" w:hAnsiTheme="majorHAnsi" w:cstheme="majorHAnsi"/>
-              </w:rPr>
-            </w:pPr>
-          </w:p>
-        </w:tc>
-        <w:tc>
-          <w:tcPr>
-            <w:tcW w:w="4928" w:type="dxa"/>
-            <w:tcBorders>
-              <w:top w:val="single" w:sz="4" w:space="0" w:color="B0B0B0"/>
-              <w:left w:val="single" w:sz="4" w:space="0" w:color="B0B0B0"/>
-              <w:bottom w:val="single" w:sz="4" w:space="0" w:color="B0B0B0"/>
-              <w:right w:val="single" w:sz="4" w:space="0" w:color="B0B0B0"/>
-            </w:tcBorders>
-            <w:shd w:val="clear" w:color="auto" w:fill="FFFFFF"/>
-            <w:tcMar>
-              <w:top w:w="70" w:type="dxa"/>
-              <w:left w:w="100" w:type="dxa"/>
-              <w:bottom w:w="70" w:type="dxa"/>
-              <w:right w:w="100" w:type="dxa"/>
-            </w:tcMar>
-            <w:vAlign w:val="center"/>
-          </w:tcPr>
-          <w:p>
-            <w:pPr>
-              <w:spacing w:before="40" w:after="40"/>
-              <w:rPr>
-                <w:rFonts w:asciiTheme="majorHAnsi" w:hAnsiTheme="majorHAnsi" w:cstheme="majorHAnsi"/>
-              </w:rPr>
-            </w:pPr>
-            <w:r>
-              <w:rPr>
-                <w:rFonts w:asciiTheme="majorHAnsi" w:hAnsiTheme="majorHAnsi" w:cstheme="majorHAnsi"/>
-                <w:color w:val="181818"/>
-                <w:sz w:val="24"/>
-              </w:rPr>
-              <w:t>Video Upload &amp; HLS Streaming Architecture</w:t>
-            </w:r>
-          </w:p>
-        </w:tc>
-        <w:tc>
-          <w:tcPr>
-            <w:tcW w:w="1152" w:type="dxa"/>
-            <w:tcBorders>
-              <w:top w:val="single" w:sz="4" w:space="0" w:color="B0B0B0"/>
-              <w:left w:val="single" w:sz="4" w:space="0" w:color="B0B0B0"/>
-              <w:bottom w:val="single" w:sz="4" w:space="0" w:color="B0B0B0"/>
-              <w:right w:val="single" w:sz="4" w:space="0" w:color="B0B0B0"/>
-            </w:tcBorders>
-            <w:shd w:val="clear" w:color="auto" w:fill="FFFFFF"/>
-            <w:tcMar>
-              <w:top w:w="70" w:type="dxa"/>
-              <w:left w:w="100" w:type="dxa"/>
-              <w:bottom w:w="70" w:type="dxa"/>
-              <w:right w:w="100" w:type="dxa"/>
-            </w:tcMar>
-            <w:vAlign w:val="center"/>
-          </w:tcPr>
-          <w:p>
-            <w:pPr>
-              <w:spacing w:before="40" w:after="40"/>
-              <w:jc w:val="center"/>
-              <w:rPr>
-                <w:rFonts w:asciiTheme="majorHAnsi" w:hAnsiTheme="majorHAnsi" w:cstheme="majorHAnsi"/>
-              </w:rPr>
-            </w:pPr>
-          </w:p>
-        </w:tc>
-      </w:tr>
-      <w:tr>
-        <w:trPr>
-          <w:jc w:val="center"/>
-        </w:trPr>
-        <w:tc>
-          <w:tcPr>
-            <w:tcW w:w="1152" w:type="dxa"/>
-            <w:tcBorders>
               <w:top w:val="single" w:sz="4" w:space="0" w:color="DC2626"/>
               <w:left w:val="single" w:sz="4" w:space="0" w:color="DC2626"/>
               <w:bottom w:val="single" w:sz="4" w:space="0" w:color="DC2626"/>
@@ -6567,6 +6418,12 @@
       </w:pPr>
     </w:p>
     <w:sectPr>
+      <w:headerReference w:type="even" r:id="rId8"/>
+      <w:headerReference w:type="default" r:id="rId9"/>
+      <w:footerReference w:type="even" r:id="rId10"/>
+      <w:footerReference w:type="default" r:id="rId11"/>
+      <w:headerReference w:type="first" r:id="rId12"/>
+      <w:footerReference w:type="first" r:id="rId13"/>
       <w:pgSz w:w="11909" w:h="16834"/>
       <w:pgMar w:top="1440" w:right="1008" w:bottom="1440" w:left="1008" w:header="720" w:footer="720" w:gutter="0"/>
       <w:cols w:space="720"/>
@@ -6574,6 +6431,204 @@
     </w:sectPr>
   </w:body>
 </w:document>
+</file>
+
+<file path=word/endnotes.xml><?xml version="1.0" encoding="utf-8"?>
+<w:endnotes xmlns:wpc="http://schemas.microsoft.com/office/word/2010/wordprocessingCanvas" xmlns:cx="http://schemas.microsoft.com/office/drawing/2014/chartex" xmlns:cx1="http://schemas.microsoft.com/office/drawing/2015/9/8/chartex" xmlns:cx2="http://schemas.microsoft.com/office/drawing/2015/10/21/chartex" xmlns:cx3="http://schemas.microsoft.com/office/drawing/2016/5/9/chartex" xmlns:cx4="http://schemas.microsoft.com/office/drawing/2016/5/10/chartex" xmlns:cx5="http://schemas.microsoft.com/office/drawing/2016/5/11/chartex" xmlns:cx6="http://schemas.microsoft.com/office/drawing/2016/5/12/chartex" xmlns:cx7="http://schemas.microsoft.com/office/drawing/2016/5/13/chartex" xmlns:cx8="http://schemas.microsoft.com/office/drawing/2016/5/14/chartex" xmlns:mc="http://schemas.openxmlformats.org/markup-compatibility/2006" xmlns:aink="http://schemas.microsoft.com/office/drawing/2016/ink" xmlns:am3d="http://schemas.microsoft.com/office/drawing/2017/model3d" xmlns:o="urn:schemas-microsoft-com:office:office" xmlns:oel="http://schemas.microsoft.com/office/2019/extlst" xmlns:r="http://schemas.openxmlformats.org/officeDocument/2006/relationships" xmlns:m="http://schemas.openxmlformats.org/officeDocument/2006/math" xmlns:v="urn:schemas-microsoft-com:vml" xmlns:wp14="http://schemas.microsoft.com/office/word/2010/wordprocessingDrawing" xmlns:wp="http://schemas.openxmlformats.org/drawingml/2006/wordprocessingDrawing" xmlns:w10="urn:schemas-microsoft-com:office:word" xmlns:w="http://schemas.openxmlformats.org/wordprocessingml/2006/main" xmlns:w14="http://schemas.microsoft.com/office/word/2010/wordml" xmlns:w15="http://schemas.microsoft.com/office/word/2012/wordml" xmlns:w16cex="http://schemas.microsoft.com/office/word/2018/wordml/cex" xmlns:w16cid="http://schemas.microsoft.com/office/word/2016/wordml/cid" xmlns:w16="http://schemas.microsoft.com/office/word/2018/wordml" xmlns:w16du="http://schemas.microsoft.com/office/word/2023/wordml/word16du" xmlns:w16sdtdh="http://schemas.microsoft.com/office/word/2020/wordml/sdtdatahash" xmlns:w16sdtfl="http://schemas.microsoft.com/office/word/2024/wordml/sdtformatlock" xmlns:w16se="http://schemas.microsoft.com/office/word/2015/wordml/symex" xmlns:wpg="http://schemas.microsoft.com/office/word/2010/wordprocessingGroup" xmlns:wpi="http://schemas.microsoft.com/office/word/2010/wordprocessingInk" xmlns:wne="http://schemas.microsoft.com/office/word/2006/wordml" xmlns:wps="http://schemas.microsoft.com/office/word/2010/wordprocessingShape" mc:Ignorable="w14 w15 w16se w16cid w16 w16cex w16sdtdh w16sdtfl w16du wp14">
+  <w:endnote w:type="separator" w:id="-1">
+    <w:p>
+      <w:pPr>
+        <w:spacing w:after="0" w:line="240" w:lineRule="auto"/>
+      </w:pPr>
+      <w:r>
+        <w:separator/>
+      </w:r>
+    </w:p>
+  </w:endnote>
+  <w:endnote w:type="continuationSeparator" w:id="0">
+    <w:p>
+      <w:pPr>
+        <w:spacing w:after="0" w:line="240" w:lineRule="auto"/>
+      </w:pPr>
+      <w:r>
+        <w:continuationSeparator/>
+      </w:r>
+    </w:p>
+  </w:endnote>
+</w:endnotes>
+</file>
+
+<file path=word/footer1.xml><?xml version="1.0" encoding="utf-8"?>
+<w:ftr xmlns:wpc="http://schemas.microsoft.com/office/word/2010/wordprocessingCanvas" xmlns:cx="http://schemas.microsoft.com/office/drawing/2014/chartex" xmlns:cx1="http://schemas.microsoft.com/office/drawing/2015/9/8/chartex" xmlns:cx2="http://schemas.microsoft.com/office/drawing/2015/10/21/chartex" xmlns:cx3="http://schemas.microsoft.com/office/drawing/2016/5/9/chartex" xmlns:cx4="http://schemas.microsoft.com/office/drawing/2016/5/10/chartex" xmlns:cx5="http://schemas.microsoft.com/office/drawing/2016/5/11/chartex" xmlns:cx6="http://schemas.microsoft.com/office/drawing/2016/5/12/chartex" xmlns:cx7="http://schemas.microsoft.com/office/drawing/2016/5/13/chartex" xmlns:cx8="http://schemas.microsoft.com/office/drawing/2016/5/14/chartex" xmlns:mc="http://schemas.openxmlformats.org/markup-compatibility/2006" xmlns:aink="http://schemas.microsoft.com/office/drawing/2016/ink" xmlns:am3d="http://schemas.microsoft.com/office/drawing/2017/model3d" xmlns:o="urn:schemas-microsoft-com:office:office" xmlns:oel="http://schemas.microsoft.com/office/2019/extlst" xmlns:r="http://schemas.openxmlformats.org/officeDocument/2006/relationships" xmlns:m="http://schemas.openxmlformats.org/officeDocument/2006/math" xmlns:v="urn:schemas-microsoft-com:vml" xmlns:wp14="http://schemas.microsoft.com/office/word/2010/wordprocessingDrawing" xmlns:wp="http://schemas.openxmlformats.org/drawingml/2006/wordprocessingDrawing" xmlns:w10="urn:schemas-microsoft-com:office:word" xmlns:w="http://schemas.openxmlformats.org/wordprocessingml/2006/main" xmlns:w14="http://schemas.microsoft.com/office/word/2010/wordml" xmlns:w15="http://schemas.microsoft.com/office/word/2012/wordml" xmlns:w16cex="http://schemas.microsoft.com/office/word/2018/wordml/cex" xmlns:w16cid="http://schemas.microsoft.com/office/word/2016/wordml/cid" xmlns:w16="http://schemas.microsoft.com/office/word/2018/wordml" xmlns:w16du="http://schemas.microsoft.com/office/word/2023/wordml/word16du" xmlns:w16sdtdh="http://schemas.microsoft.com/office/word/2020/wordml/sdtdatahash" xmlns:w16sdtfl="http://schemas.microsoft.com/office/word/2024/wordml/sdtformatlock" xmlns:w16se="http://schemas.microsoft.com/office/word/2015/wordml/symex" xmlns:wpg="http://schemas.microsoft.com/office/word/2010/wordprocessingGroup" xmlns:wpi="http://schemas.microsoft.com/office/word/2010/wordprocessingInk" xmlns:wne="http://schemas.microsoft.com/office/word/2006/wordml" xmlns:wps="http://schemas.microsoft.com/office/word/2010/wordprocessingShape" mc:Ignorable="w14 w15 w16se w16cid w16 w16cex w16sdtdh w16sdtfl w16du wp14">
+  <w:p>
+    <w:pPr>
+      <w:pStyle w:val="Footer"/>
+    </w:pPr>
+  </w:p>
+</w:ftr>
+</file>
+
+<file path=word/footer2.xml><?xml version="1.0" encoding="utf-8"?>
+<w:ftr xmlns:wpc="http://schemas.microsoft.com/office/word/2010/wordprocessingCanvas" xmlns:cx="http://schemas.microsoft.com/office/drawing/2014/chartex" xmlns:cx1="http://schemas.microsoft.com/office/drawing/2015/9/8/chartex" xmlns:cx2="http://schemas.microsoft.com/office/drawing/2015/10/21/chartex" xmlns:cx3="http://schemas.microsoft.com/office/drawing/2016/5/9/chartex" xmlns:cx4="http://schemas.microsoft.com/office/drawing/2016/5/10/chartex" xmlns:cx5="http://schemas.microsoft.com/office/drawing/2016/5/11/chartex" xmlns:cx6="http://schemas.microsoft.com/office/drawing/2016/5/12/chartex" xmlns:cx7="http://schemas.microsoft.com/office/drawing/2016/5/13/chartex" xmlns:cx8="http://schemas.microsoft.com/office/drawing/2016/5/14/chartex" xmlns:mc="http://schemas.openxmlformats.org/markup-compatibility/2006" xmlns:aink="http://schemas.microsoft.com/office/drawing/2016/ink" xmlns:am3d="http://schemas.microsoft.com/office/drawing/2017/model3d" xmlns:o="urn:schemas-microsoft-com:office:office" xmlns:oel="http://schemas.microsoft.com/office/2019/extlst" xmlns:r="http://schemas.openxmlformats.org/officeDocument/2006/relationships" xmlns:m="http://schemas.openxmlformats.org/officeDocument/2006/math" xmlns:v="urn:schemas-microsoft-com:vml" xmlns:wp14="http://schemas.microsoft.com/office/word/2010/wordprocessingDrawing" xmlns:wp="http://schemas.openxmlformats.org/drawingml/2006/wordprocessingDrawing" xmlns:w10="urn:schemas-microsoft-com:office:word" xmlns:w="http://schemas.openxmlformats.org/wordprocessingml/2006/main" xmlns:w14="http://schemas.microsoft.com/office/word/2010/wordml" xmlns:w15="http://schemas.microsoft.com/office/word/2012/wordml" xmlns:w16cex="http://schemas.microsoft.com/office/word/2018/wordml/cex" xmlns:w16cid="http://schemas.microsoft.com/office/word/2016/wordml/cid" xmlns:w16="http://schemas.microsoft.com/office/word/2018/wordml" xmlns:w16du="http://schemas.microsoft.com/office/word/2023/wordml/word16du" xmlns:w16sdtdh="http://schemas.microsoft.com/office/word/2020/wordml/sdtdatahash" xmlns:w16sdtfl="http://schemas.microsoft.com/office/word/2024/wordml/sdtformatlock" xmlns:w16se="http://schemas.microsoft.com/office/word/2015/wordml/symex" xmlns:wpg="http://schemas.microsoft.com/office/word/2010/wordprocessingGroup" xmlns:wpi="http://schemas.microsoft.com/office/word/2010/wordprocessingInk" xmlns:wne="http://schemas.microsoft.com/office/word/2006/wordml" xmlns:wps="http://schemas.microsoft.com/office/word/2010/wordprocessingShape" mc:Ignorable="w14 w15 w16se w16cid w16 w16cex w16sdtdh w16sdtfl w16du wp14">
+  <w:p>
+    <w:pPr>
+      <w:pStyle w:val="Footer"/>
+    </w:pPr>
+    <w:r>
+      <w:rPr>
+        <w:rFonts w:ascii="Times New Roman" w:hAnsi="Times New Roman"/>
+        <w:b/>
+      </w:rPr>
+      <w:t xml:space="preserve">Group No – </w:t>
+    </w:r>
+    <w:proofErr w:type="spellStart"/>
+    <w:r>
+      <w:rPr>
+        <w:rFonts w:ascii="Times New Roman" w:hAnsi="Times New Roman"/>
+        <w:b/>
+      </w:rPr>
+      <w:t>StreamHub</w:t>
+    </w:r>
+    <w:proofErr w:type="spellEnd"/>
+    <w:r>
+      <w:rPr>
+        <w:rFonts w:ascii="Times New Roman" w:hAnsi="Times New Roman"/>
+        <w:b/>
+      </w:rPr>
+      <w:t xml:space="preserve"> Project</w:t>
+    </w:r>
+    <w:r>
+      <w:tab/>
+    </w:r>
+    <w:r>
+      <w:tab/>
+    </w:r>
+    <w:r>
+      <w:rPr>
+        <w:rFonts w:ascii="Times New Roman" w:hAnsi="Times New Roman"/>
+      </w:rPr>
+      <w:t xml:space="preserve">Page | </w:t>
+    </w:r>
+    <w:r>
+      <w:rPr>
+        <w:rFonts w:ascii="Times New Roman" w:hAnsi="Times New Roman"/>
+      </w:rPr>
+      <w:fldChar w:fldCharType="begin"/>
+    </w:r>
+    <w:r>
+      <w:rPr>
+        <w:rFonts w:ascii="Times New Roman" w:hAnsi="Times New Roman"/>
+      </w:rPr>
+      <w:instrText>PAGE</w:instrText>
+    </w:r>
+    <w:r>
+      <w:rPr>
+        <w:rFonts w:ascii="Times New Roman" w:hAnsi="Times New Roman"/>
+      </w:rPr>
+      <w:fldChar w:fldCharType="separate"/>
+    </w:r>
+    <w:r>
+      <w:rPr>
+        <w:rFonts w:ascii="Times New Roman" w:hAnsi="Times New Roman"/>
+      </w:rPr>
+      <w:t>1</w:t>
+    </w:r>
+    <w:r>
+      <w:rPr>
+        <w:rFonts w:ascii="Times New Roman" w:hAnsi="Times New Roman"/>
+      </w:rPr>
+      <w:fldChar w:fldCharType="end"/>
+    </w:r>
+  </w:p>
+  <w:p>
+    <w:pPr>
+      <w:pStyle w:val="Footer"/>
+    </w:pPr>
+  </w:p>
+</w:ftr>
+</file>
+
+<file path=word/footer3.xml><?xml version="1.0" encoding="utf-8"?>
+<w:ftr xmlns:wpc="http://schemas.microsoft.com/office/word/2010/wordprocessingCanvas" xmlns:cx="http://schemas.microsoft.com/office/drawing/2014/chartex" xmlns:cx1="http://schemas.microsoft.com/office/drawing/2015/9/8/chartex" xmlns:cx2="http://schemas.microsoft.com/office/drawing/2015/10/21/chartex" xmlns:cx3="http://schemas.microsoft.com/office/drawing/2016/5/9/chartex" xmlns:cx4="http://schemas.microsoft.com/office/drawing/2016/5/10/chartex" xmlns:cx5="http://schemas.microsoft.com/office/drawing/2016/5/11/chartex" xmlns:cx6="http://schemas.microsoft.com/office/drawing/2016/5/12/chartex" xmlns:cx7="http://schemas.microsoft.com/office/drawing/2016/5/13/chartex" xmlns:cx8="http://schemas.microsoft.com/office/drawing/2016/5/14/chartex" xmlns:mc="http://schemas.openxmlformats.org/markup-compatibility/2006" xmlns:aink="http://schemas.microsoft.com/office/drawing/2016/ink" xmlns:am3d="http://schemas.microsoft.com/office/drawing/2017/model3d" xmlns:o="urn:schemas-microsoft-com:office:office" xmlns:oel="http://schemas.microsoft.com/office/2019/extlst" xmlns:r="http://schemas.openxmlformats.org/officeDocument/2006/relationships" xmlns:m="http://schemas.openxmlformats.org/officeDocument/2006/math" xmlns:v="urn:schemas-microsoft-com:vml" xmlns:wp14="http://schemas.microsoft.com/office/word/2010/wordprocessingDrawing" xmlns:wp="http://schemas.openxmlformats.org/drawingml/2006/wordprocessingDrawing" xmlns:w10="urn:schemas-microsoft-com:office:word" xmlns:w="http://schemas.openxmlformats.org/wordprocessingml/2006/main" xmlns:w14="http://schemas.microsoft.com/office/word/2010/wordml" xmlns:w15="http://schemas.microsoft.com/office/word/2012/wordml" xmlns:w16cex="http://schemas.microsoft.com/office/word/2018/wordml/cex" xmlns:w16cid="http://schemas.microsoft.com/office/word/2016/wordml/cid" xmlns:w16="http://schemas.microsoft.com/office/word/2018/wordml" xmlns:w16du="http://schemas.microsoft.com/office/word/2023/wordml/word16du" xmlns:w16sdtdh="http://schemas.microsoft.com/office/word/2020/wordml/sdtdatahash" xmlns:w16sdtfl="http://schemas.microsoft.com/office/word/2024/wordml/sdtformatlock" xmlns:w16se="http://schemas.microsoft.com/office/word/2015/wordml/symex" xmlns:wpg="http://schemas.microsoft.com/office/word/2010/wordprocessingGroup" xmlns:wpi="http://schemas.microsoft.com/office/word/2010/wordprocessingInk" xmlns:wne="http://schemas.microsoft.com/office/word/2006/wordml" xmlns:wps="http://schemas.microsoft.com/office/word/2010/wordprocessingShape" mc:Ignorable="w14 w15 w16se w16cid w16 w16cex w16sdtdh w16sdtfl w16du wp14">
+  <w:p>
+    <w:pPr>
+      <w:pStyle w:val="Footer"/>
+    </w:pPr>
+  </w:p>
+</w:ftr>
+</file>
+
+<file path=word/footnotes.xml><?xml version="1.0" encoding="utf-8"?>
+<w:footnotes xmlns:wpc="http://schemas.microsoft.com/office/word/2010/wordprocessingCanvas" xmlns:cx="http://schemas.microsoft.com/office/drawing/2014/chartex" xmlns:cx1="http://schemas.microsoft.com/office/drawing/2015/9/8/chartex" xmlns:cx2="http://schemas.microsoft.com/office/drawing/2015/10/21/chartex" xmlns:cx3="http://schemas.microsoft.com/office/drawing/2016/5/9/chartex" xmlns:cx4="http://schemas.microsoft.com/office/drawing/2016/5/10/chartex" xmlns:cx5="http://schemas.microsoft.com/office/drawing/2016/5/11/chartex" xmlns:cx6="http://schemas.microsoft.com/office/drawing/2016/5/12/chartex" xmlns:cx7="http://schemas.microsoft.com/office/drawing/2016/5/13/chartex" xmlns:cx8="http://schemas.microsoft.com/office/drawing/2016/5/14/chartex" xmlns:mc="http://schemas.openxmlformats.org/markup-compatibility/2006" xmlns:aink="http://schemas.microsoft.com/office/drawing/2016/ink" xmlns:am3d="http://schemas.microsoft.com/office/drawing/2017/model3d" xmlns:o="urn:schemas-microsoft-com:office:office" xmlns:oel="http://schemas.microsoft.com/office/2019/extlst" xmlns:r="http://schemas.openxmlformats.org/officeDocument/2006/relationships" xmlns:m="http://schemas.openxmlformats.org/officeDocument/2006/math" xmlns:v="urn:schemas-microsoft-com:vml" xmlns:wp14="http://schemas.microsoft.com/office/word/2010/wordprocessingDrawing" xmlns:wp="http://schemas.openxmlformats.org/drawingml/2006/wordprocessingDrawing" xmlns:w10="urn:schemas-microsoft-com:office:word" xmlns:w="http://schemas.openxmlformats.org/wordprocessingml/2006/main" xmlns:w14="http://schemas.microsoft.com/office/word/2010/wordml" xmlns:w15="http://schemas.microsoft.com/office/word/2012/wordml" xmlns:w16cex="http://schemas.microsoft.com/office/word/2018/wordml/cex" xmlns:w16cid="http://schemas.microsoft.com/office/word/2016/wordml/cid" xmlns:w16="http://schemas.microsoft.com/office/word/2018/wordml" xmlns:w16du="http://schemas.microsoft.com/office/word/2023/wordml/word16du" xmlns:w16sdtdh="http://schemas.microsoft.com/office/word/2020/wordml/sdtdatahash" xmlns:w16sdtfl="http://schemas.microsoft.com/office/word/2024/wordml/sdtformatlock" xmlns:w16se="http://schemas.microsoft.com/office/word/2015/wordml/symex" xmlns:wpg="http://schemas.microsoft.com/office/word/2010/wordprocessingGroup" xmlns:wpi="http://schemas.microsoft.com/office/word/2010/wordprocessingInk" xmlns:wne="http://schemas.microsoft.com/office/word/2006/wordml" xmlns:wps="http://schemas.microsoft.com/office/word/2010/wordprocessingShape" mc:Ignorable="w14 w15 w16se w16cid w16 w16cex w16sdtdh w16sdtfl w16du wp14">
+  <w:footnote w:type="separator" w:id="-1">
+    <w:p>
+      <w:pPr>
+        <w:spacing w:after="0" w:line="240" w:lineRule="auto"/>
+      </w:pPr>
+      <w:r>
+        <w:separator/>
+      </w:r>
+    </w:p>
+  </w:footnote>
+  <w:footnote w:type="continuationSeparator" w:id="0">
+    <w:p>
+      <w:pPr>
+        <w:spacing w:after="0" w:line="240" w:lineRule="auto"/>
+      </w:pPr>
+      <w:r>
+        <w:continuationSeparator/>
+      </w:r>
+    </w:p>
+  </w:footnote>
+</w:footnotes>
+</file>
+
+<file path=word/header1.xml><?xml version="1.0" encoding="utf-8"?>
+<w:hdr xmlns:wpc="http://schemas.microsoft.com/office/word/2010/wordprocessingCanvas" xmlns:cx="http://schemas.microsoft.com/office/drawing/2014/chartex" xmlns:cx1="http://schemas.microsoft.com/office/drawing/2015/9/8/chartex" xmlns:cx2="http://schemas.microsoft.com/office/drawing/2015/10/21/chartex" xmlns:cx3="http://schemas.microsoft.com/office/drawing/2016/5/9/chartex" xmlns:cx4="http://schemas.microsoft.com/office/drawing/2016/5/10/chartex" xmlns:cx5="http://schemas.microsoft.com/office/drawing/2016/5/11/chartex" xmlns:cx6="http://schemas.microsoft.com/office/drawing/2016/5/12/chartex" xmlns:cx7="http://schemas.microsoft.com/office/drawing/2016/5/13/chartex" xmlns:cx8="http://schemas.microsoft.com/office/drawing/2016/5/14/chartex" xmlns:mc="http://schemas.openxmlformats.org/markup-compatibility/2006" xmlns:aink="http://schemas.microsoft.com/office/drawing/2016/ink" xmlns:am3d="http://schemas.microsoft.com/office/drawing/2017/model3d" xmlns:o="urn:schemas-microsoft-com:office:office" xmlns:oel="http://schemas.microsoft.com/office/2019/extlst" xmlns:r="http://schemas.openxmlformats.org/officeDocument/2006/relationships" xmlns:m="http://schemas.openxmlformats.org/officeDocument/2006/math" xmlns:v="urn:schemas-microsoft-com:vml" xmlns:wp14="http://schemas.microsoft.com/office/word/2010/wordprocessingDrawing" xmlns:wp="http://schemas.openxmlformats.org/drawingml/2006/wordprocessingDrawing" xmlns:w10="urn:schemas-microsoft-com:office:word" xmlns:w="http://schemas.openxmlformats.org/wordprocessingml/2006/main" xmlns:w14="http://schemas.microsoft.com/office/word/2010/wordml" xmlns:w15="http://schemas.microsoft.com/office/word/2012/wordml" xmlns:w16cex="http://schemas.microsoft.com/office/word/2018/wordml/cex" xmlns:w16cid="http://schemas.microsoft.com/office/word/2016/wordml/cid" xmlns:w16="http://schemas.microsoft.com/office/word/2018/wordml" xmlns:w16du="http://schemas.microsoft.com/office/word/2023/wordml/word16du" xmlns:w16sdtdh="http://schemas.microsoft.com/office/word/2020/wordml/sdtdatahash" xmlns:w16sdtfl="http://schemas.microsoft.com/office/word/2024/wordml/sdtformatlock" xmlns:w16se="http://schemas.microsoft.com/office/word/2015/wordml/symex" xmlns:wpg="http://schemas.microsoft.com/office/word/2010/wordprocessingGroup" xmlns:wpi="http://schemas.microsoft.com/office/word/2010/wordprocessingInk" xmlns:wne="http://schemas.microsoft.com/office/word/2006/wordml" xmlns:wps="http://schemas.microsoft.com/office/word/2010/wordprocessingShape" mc:Ignorable="w14 w15 w16se w16cid w16 w16cex w16sdtdh w16sdtfl w16du wp14">
+  <w:p>
+    <w:pPr>
+      <w:pStyle w:val="Header"/>
+    </w:pPr>
+  </w:p>
+</w:hdr>
+</file>
+
+<file path=word/header2.xml><?xml version="1.0" encoding="utf-8"?>
+<w:hdr xmlns:wpc="http://schemas.microsoft.com/office/word/2010/wordprocessingCanvas" xmlns:cx="http://schemas.microsoft.com/office/drawing/2014/chartex" xmlns:cx1="http://schemas.microsoft.com/office/drawing/2015/9/8/chartex" xmlns:cx2="http://schemas.microsoft.com/office/drawing/2015/10/21/chartex" xmlns:cx3="http://schemas.microsoft.com/office/drawing/2016/5/9/chartex" xmlns:cx4="http://schemas.microsoft.com/office/drawing/2016/5/10/chartex" xmlns:cx5="http://schemas.microsoft.com/office/drawing/2016/5/11/chartex" xmlns:cx6="http://schemas.microsoft.com/office/drawing/2016/5/12/chartex" xmlns:cx7="http://schemas.microsoft.com/office/drawing/2016/5/13/chartex" xmlns:cx8="http://schemas.microsoft.com/office/drawing/2016/5/14/chartex" xmlns:mc="http://schemas.openxmlformats.org/markup-compatibility/2006" xmlns:aink="http://schemas.microsoft.com/office/drawing/2016/ink" xmlns:am3d="http://schemas.microsoft.com/office/drawing/2017/model3d" xmlns:o="urn:schemas-microsoft-com:office:office" xmlns:oel="http://schemas.microsoft.com/office/2019/extlst" xmlns:r="http://schemas.openxmlformats.org/officeDocument/2006/relationships" xmlns:m="http://schemas.openxmlformats.org/officeDocument/2006/math" xmlns:v="urn:schemas-microsoft-com:vml" xmlns:wp14="http://schemas.microsoft.com/office/word/2010/wordprocessingDrawing" xmlns:wp="http://schemas.openxmlformats.org/drawingml/2006/wordprocessingDrawing" xmlns:w10="urn:schemas-microsoft-com:office:word" xmlns:w="http://schemas.openxmlformats.org/wordprocessingml/2006/main" xmlns:w14="http://schemas.microsoft.com/office/word/2010/wordml" xmlns:w15="http://schemas.microsoft.com/office/word/2012/wordml" xmlns:w16cex="http://schemas.microsoft.com/office/word/2018/wordml/cex" xmlns:w16cid="http://schemas.microsoft.com/office/word/2016/wordml/cid" xmlns:w16="http://schemas.microsoft.com/office/word/2018/wordml" xmlns:w16du="http://schemas.microsoft.com/office/word/2023/wordml/word16du" xmlns:w16sdtdh="http://schemas.microsoft.com/office/word/2020/wordml/sdtdatahash" xmlns:w16sdtfl="http://schemas.microsoft.com/office/word/2024/wordml/sdtformatlock" xmlns:w16se="http://schemas.microsoft.com/office/word/2015/wordml/symex" xmlns:wpg="http://schemas.microsoft.com/office/word/2010/wordprocessingGroup" xmlns:wpi="http://schemas.microsoft.com/office/word/2010/wordprocessingInk" xmlns:wne="http://schemas.microsoft.com/office/word/2006/wordml" xmlns:wps="http://schemas.microsoft.com/office/word/2010/wordprocessingShape" mc:Ignorable="w14 w15 w16se w16cid w16 w16cex w16sdtdh w16sdtfl w16du wp14">
+  <w:p>
+    <w:pPr>
+      <w:pStyle w:val="Header"/>
+      <w:pBdr>
+        <w:bottom w:val="single" w:sz="24" w:space="1" w:color="622423"/>
+      </w:pBdr>
+      <w:jc w:val="center"/>
+    </w:pPr>
+    <w:r>
+      <w:rPr>
+        <w:rFonts w:ascii="Cambria" w:hAnsi="Cambria"/>
+        <w:b/>
+        <w:color w:val="000000"/>
+        <w:sz w:val="24"/>
+      </w:rPr>
+      <w:t>ACHARYA MOTIBHAI PATEL INSTITUTE OF COMPUTER STUDIES</w:t>
+    </w:r>
+  </w:p>
+  <w:p>
+    <w:pPr>
+      <w:pStyle w:val="Header"/>
+    </w:pPr>
+  </w:p>
+</w:hdr>
+</file>
+
+<file path=word/header3.xml><?xml version="1.0" encoding="utf-8"?>
+<w:hdr xmlns:wpc="http://schemas.microsoft.com/office/word/2010/wordprocessingCanvas" xmlns:cx="http://schemas.microsoft.com/office/drawing/2014/chartex" xmlns:cx1="http://schemas.microsoft.com/office/drawing/2015/9/8/chartex" xmlns:cx2="http://schemas.microsoft.com/office/drawing/2015/10/21/chartex" xmlns:cx3="http://schemas.microsoft.com/office/drawing/2016/5/9/chartex" xmlns:cx4="http://schemas.microsoft.com/office/drawing/2016/5/10/chartex" xmlns:cx5="http://schemas.microsoft.com/office/drawing/2016/5/11/chartex" xmlns:cx6="http://schemas.microsoft.com/office/drawing/2016/5/12/chartex" xmlns:cx7="http://schemas.microsoft.com/office/drawing/2016/5/13/chartex" xmlns:cx8="http://schemas.microsoft.com/office/drawing/2016/5/14/chartex" xmlns:mc="http://schemas.openxmlformats.org/markup-compatibility/2006" xmlns:aink="http://schemas.microsoft.com/office/drawing/2016/ink" xmlns:am3d="http://schemas.microsoft.com/office/drawing/2017/model3d" xmlns:o="urn:schemas-microsoft-com:office:office" xmlns:oel="http://schemas.microsoft.com/office/2019/extlst" xmlns:r="http://schemas.openxmlformats.org/officeDocument/2006/relationships" xmlns:m="http://schemas.openxmlformats.org/officeDocument/2006/math" xmlns:v="urn:schemas-microsoft-com:vml" xmlns:wp14="http://schemas.microsoft.com/office/word/2010/wordprocessingDrawing" xmlns:wp="http://schemas.openxmlformats.org/drawingml/2006/wordprocessingDrawing" xmlns:w10="urn:schemas-microsoft-com:office:word" xmlns:w="http://schemas.openxmlformats.org/wordprocessingml/2006/main" xmlns:w14="http://schemas.microsoft.com/office/word/2010/wordml" xmlns:w15="http://schemas.microsoft.com/office/word/2012/wordml" xmlns:w16cex="http://schemas.microsoft.com/office/word/2018/wordml/cex" xmlns:w16cid="http://schemas.microsoft.com/office/word/2016/wordml/cid" xmlns:w16="http://schemas.microsoft.com/office/word/2018/wordml" xmlns:w16du="http://schemas.microsoft.com/office/word/2023/wordml/word16du" xmlns:w16sdtdh="http://schemas.microsoft.com/office/word/2020/wordml/sdtdatahash" xmlns:w16sdtfl="http://schemas.microsoft.com/office/word/2024/wordml/sdtformatlock" xmlns:w16se="http://schemas.microsoft.com/office/word/2015/wordml/symex" xmlns:wpg="http://schemas.microsoft.com/office/word/2010/wordprocessingGroup" xmlns:wpi="http://schemas.microsoft.com/office/word/2010/wordprocessingInk" xmlns:wne="http://schemas.microsoft.com/office/word/2006/wordml" xmlns:wps="http://schemas.microsoft.com/office/word/2010/wordprocessingShape" mc:Ignorable="w14 w15 w16se w16cid w16 w16cex w16sdtdh w16sdtfl w16du wp14">
+  <w:p>
+    <w:pPr>
+      <w:pStyle w:val="Header"/>
+    </w:pPr>
+  </w:p>
+</w:hdr>
 </file>
 
 <file path=word/numbering.xml><?xml version="1.0" encoding="utf-8"?>
@@ -7382,6 +7437,7 @@
   <w:style w:type="character" w:default="1" w:styleId="DefaultParagraphFont">
     <w:name w:val="Default Paragraph Font"/>
     <w:uiPriority w:val="1"/>
+    <w:semiHidden/>
     <w:unhideWhenUsed/>
   </w:style>
   <w:style w:type="table" w:default="1" w:styleId="TableNormal">
